--- a/paper_geography_of_infrastructure_disputes/10_manuscript/Geography_of_Infrastructure_Disputes_DRAFT.docx
+++ b/paper_geography_of_infrastructure_disputes/10_manuscript/Geography_of_Infrastructure_Disputes_DRAFT.docx
@@ -133,7 +133,7 @@
           <w:b w:val="0"/>
           <w:i w:val="0"/>
         </w:rPr>
-        <w:t>The dominant taxonomies of construction dispute causation are built from expert surveys, Delphi panels and litigation-record reviews concentrated in North America, the United Kingdom, Australia and parts of Asia (Naji, Mansour, &amp; Gunduz, 2020). These taxonomies travel poorly: a category list built from Gulf Cooperation Council contract litigation, or from UK arbitration awards, encodes the institutional assumptions of those jurisdictions – functioning courts, published case law, standard-form contracts with settled interpretation – that do not hold in a market where formal arbitration is rare and land is held under four constitutionally distinct tenure regimes. A parallel and companion paper by the present authors (Gavamukulya &amp; Aigbavboa, in preparation) applies text mining to this same OAG corpus to derive and validate the driver taxonomy used here; that paper's classifier and validation statistics are the source of the project-level driver labels this analysis builds on, and are only summarised, not re-derived, in Section 3 below.</w:t>
+        <w:t>The dominant taxonomies of construction dispute causation are built from expert surveys, Delphi panels and litigation-record reviews concentrated in North America, the United Kingdom, Australia and parts of Asia (Naji, Mansour, &amp; Gunduz, 2020). These taxonomies travel poorly: a category list built from Gulf Cooperation Council contract litigation, or from UK arbitration awards, encodes the institutional assumptions of those jurisdictions – functioning courts, published case law, standard-form contracts with settled interpretation – that do not hold in a market where formal arbitration is rare and land is held under four constitutionally distinct tenure regimes. Section 3.1 describes how the present paper adapts this literature's five conventional categories – procurement irregularity, delayed payments, contract management, land/right-of-way and governance/oversight – and adds two categories the international literature does not carry as distinct classes but that recur throughout Uganda's audit narrative: delay/time overrun as a construction-schedule outcome (distinct from delayed payments, a financial outcome the literature already separates out) and claims and disputes as a broader category than the narrow contingent-liability language a first pass at the corpus initially used.</w:t>
       </w:r>
     </w:p>
     <w:p>
@@ -209,7 +209,25 @@
           <w:b w:val="0"/>
           <w:i w:val="0"/>
         </w:rPr>
-        <w:t>The primary source is Uganda's Office of the Auditor General annual reports to Parliament, financial years 2017/18–2024/25 (eight reports; the 2020 file in the OAG archive is an internal strategic-planning document rather than an audit report, and contributes negligible substantive content, a point that matters for the space-time analysis in Section 5.3). Full text was extracted from all eight cached PDFs (164–784 pages each); an earlier extraction pass had capped extraction at 120 pages per report, silently discarding 70–85% of each report's content, which explains why a first-pass classifier returned zero sentences for the cost-overrun category despite the term appearing routinely once the cap was removed. Document front matter (tables of contents, glossaries, table/figure captions) was stripped before sentence splitting after a 12.8% contamination rate was measured and verified by spot-check in the original, capped corpus. The resulting sentence corpus was screened for infrastructure relevance and classified into eight dispute-driver categories – delay/time overrun, cost overrun, claims and disputes, land/right-of-way, contract management, delayed payments, governance and oversight, and procurement irregularity – using the multi-label weak-supervision classifier developed and validated in the companion paper (Gavamukulya &amp; Aigbavboa, in preparation). A construction-relevance filter, requiring a specific infrastructure noun, a named infrastructure agency, or construction-contract-specific terminology, removed generic public-sector content (drug procurement, academic staffing, research-programme findings) that an earlier, more permissive filter had let through; 792 of 1,762 driver-labelled sentences (44.9%) pass this filter and form the analysis corpus for the present paper.</w:t>
+        <w:t>The primary source is Uganda's Office of the Auditor General annual reports to Parliament, financial years 2017/18–2024/25 (eight reports; the 2020 file in the OAG archive is an internal strategic-planning document rather than an audit report, and contributes negligible substantive content, a point that matters for the space-time analysis in Section 5.3). Full text was extracted from all eight cached PDFs (164–784 pages each); an earlier extraction pass had capped extraction at 120 pages per report, silently discarding 70–85% of each report's content, which explains why a first-pass classifier returned zero sentences for the cost-overrun category despite the term appearing routinely once the cap was removed. Document front matter (tables of contents, glossaries, table/figure captions) was stripped before sentence splitting after a 12.8% contamination rate was measured and verified by spot-check in the original, capped corpus.</w:t>
+      </w:r>
+    </w:p>
+    <w:p>
+      <w:r>
+        <w:rPr>
+          <w:b w:val="0"/>
+          <w:i w:val="0"/>
+        </w:rPr>
+        <w:t>Sentences were classified into eight dispute-driver categories by a multi-label keyword/regular-expression system: each category is defined by a short list of terms and phrases (Table X, Appendix), and a sentence is assigned every category whose terms it contains, rather than the single best-matching category, so that a sentence discussing both a delay and its associated cost escalation counts toward both categories rather than an arbitrary one. This is a transparent, fully auditable method, but not a trained or learned one, and its term lists were developed iteratively against the corpus itself: five categories were seeded from the international dispute-causation literature's conventional terms (procurement, delayed payment, contract management, land acquisition, governance), and two additional categories – delay/time overrun and claims and disputes – were added after an initial read of the corpus showed substantial, recurring language (e.g. 'behind schedule', 'stalled', 'litigation', 'liquidated damages') that the conventional five-category scheme had no home for. Classifier performance against a held-out, independently coded sample is reported in Section 3.4; the headline result – macro-F1 = [XX] (Section 3.4) – should be read alongside the category counts throughout this paper, since a keyword system's errors are not random and are more informative read in the confusion pattern (Table 5) than in the aggregate score alone.</w:t>
+      </w:r>
+    </w:p>
+    <w:p>
+      <w:r>
+        <w:rPr>
+          <w:b w:val="0"/>
+          <w:i w:val="0"/>
+        </w:rPr>
+        <w:t>A construction-relevance filter, requiring a specific infrastructure noun, a named infrastructure agency, or construction-contract-specific terminology, removed generic public-sector content (drug procurement, academic staffing, research-programme findings) that an earlier, more permissive filter keyed only on generic terms such as 'delayed' or 'project' had let through; 792 of 1,762 driver-labelled sentences (44.9%) pass this filter and form the analysis corpus for the present paper.</w:t>
       </w:r>
     </w:p>
     <w:p>
@@ -1010,6 +1028,734 @@
     </w:p>
     <w:p>
       <w:pPr>
+        <w:pStyle w:val="Heading2"/>
+      </w:pPr>
+      <w:r>
+        <w:t>3.4 Classifier validation</w:t>
+      </w:r>
+    </w:p>
+    <w:p>
+      <w:r>
+        <w:rPr>
+          <w:b w:val="0"/>
+          <w:i w:val="0"/>
+        </w:rPr>
+        <w:t>Because the driver classifier (Section 3.1) is a transparent keyword system rather than a trained model, its errors are not random and need checking directly rather than assumed away. A stratified sample of [XX] sentences (drawn across the eight categories, seed 42) was independently re-coded against a written codebook by a rater blind to the classifier's assigned labels, judging which of the eight categories genuinely apply to each sentence (a sentence may belong to none, one, or several). This is a disclosed AI-assisted single-rater validation, not a claim of independent human inter-coder reliability, and is reported as such: with only one rater, no inter-coder statistic such as Cohen's kappa is computable or reported. Table 3 gives the resulting per-category precision, recall and F1 against this reference set; macro-averaged F1 is [XX].</w:t>
+      </w:r>
+    </w:p>
+    <w:tbl>
+      <w:tblPr>
+        <w:tblStyle w:val="LightGrid-Accent1"/>
+        <w:tblW w:type="auto" w:w="0"/>
+        <w:jc w:val="center"/>
+        <w:tblLook w:firstColumn="1" w:firstRow="1" w:lastColumn="0" w:lastRow="0" w:noHBand="0" w:noVBand="1" w:val="04A0"/>
+      </w:tblPr>
+      <w:tblGrid>
+        <w:gridCol w:w="1728"/>
+        <w:gridCol w:w="1728"/>
+        <w:gridCol w:w="1728"/>
+        <w:gridCol w:w="1728"/>
+        <w:gridCol w:w="1728"/>
+      </w:tblGrid>
+      <w:tr>
+        <w:tc>
+          <w:tcPr>
+            <w:tcW w:type="dxa" w:w="1728"/>
+          </w:tcPr>
+          <w:p>
+            <w:r>
+              <w:rPr>
+                <w:b/>
+                <w:sz w:val="19"/>
+              </w:rPr>
+              <w:t>Category</w:t>
+            </w:r>
+          </w:p>
+        </w:tc>
+        <w:tc>
+          <w:tcPr>
+            <w:tcW w:type="dxa" w:w="1728"/>
+          </w:tcPr>
+          <w:p>
+            <w:r>
+              <w:rPr>
+                <w:b/>
+                <w:sz w:val="19"/>
+              </w:rPr>
+              <w:t>n gold-positive</w:t>
+            </w:r>
+          </w:p>
+        </w:tc>
+        <w:tc>
+          <w:tcPr>
+            <w:tcW w:type="dxa" w:w="1728"/>
+          </w:tcPr>
+          <w:p>
+            <w:r>
+              <w:rPr>
+                <w:b/>
+                <w:sz w:val="19"/>
+              </w:rPr>
+              <w:t>Precision</w:t>
+            </w:r>
+          </w:p>
+        </w:tc>
+        <w:tc>
+          <w:tcPr>
+            <w:tcW w:type="dxa" w:w="1728"/>
+          </w:tcPr>
+          <w:p>
+            <w:r>
+              <w:rPr>
+                <w:b/>
+                <w:sz w:val="19"/>
+              </w:rPr>
+              <w:t>Recall</w:t>
+            </w:r>
+          </w:p>
+        </w:tc>
+        <w:tc>
+          <w:tcPr>
+            <w:tcW w:type="dxa" w:w="1728"/>
+          </w:tcPr>
+          <w:p>
+            <w:r>
+              <w:rPr>
+                <w:b/>
+                <w:sz w:val="19"/>
+              </w:rPr>
+              <w:t>F1</w:t>
+            </w:r>
+          </w:p>
+        </w:tc>
+      </w:tr>
+      <w:tr>
+        <w:tc>
+          <w:tcPr>
+            <w:tcW w:type="dxa" w:w="1728"/>
+          </w:tcPr>
+          <w:p>
+            <w:r>
+              <w:rPr>
+                <w:sz w:val="19"/>
+              </w:rPr>
+              <w:t>Delay / time overrun</w:t>
+            </w:r>
+          </w:p>
+        </w:tc>
+        <w:tc>
+          <w:tcPr>
+            <w:tcW w:type="dxa" w:w="1728"/>
+          </w:tcPr>
+          <w:p>
+            <w:r>
+              <w:rPr>
+                <w:sz w:val="19"/>
+              </w:rPr>
+              <w:t>[XX]</w:t>
+            </w:r>
+          </w:p>
+        </w:tc>
+        <w:tc>
+          <w:tcPr>
+            <w:tcW w:type="dxa" w:w="1728"/>
+          </w:tcPr>
+          <w:p>
+            <w:r>
+              <w:rPr>
+                <w:sz w:val="19"/>
+              </w:rPr>
+              <w:t>[XX]</w:t>
+            </w:r>
+          </w:p>
+        </w:tc>
+        <w:tc>
+          <w:tcPr>
+            <w:tcW w:type="dxa" w:w="1728"/>
+          </w:tcPr>
+          <w:p>
+            <w:r>
+              <w:rPr>
+                <w:sz w:val="19"/>
+              </w:rPr>
+              <w:t>[XX]</w:t>
+            </w:r>
+          </w:p>
+        </w:tc>
+        <w:tc>
+          <w:tcPr>
+            <w:tcW w:type="dxa" w:w="1728"/>
+          </w:tcPr>
+          <w:p>
+            <w:r>
+              <w:rPr>
+                <w:sz w:val="19"/>
+              </w:rPr>
+              <w:t>[XX]</w:t>
+            </w:r>
+          </w:p>
+        </w:tc>
+      </w:tr>
+      <w:tr>
+        <w:tc>
+          <w:tcPr>
+            <w:tcW w:type="dxa" w:w="1728"/>
+          </w:tcPr>
+          <w:p>
+            <w:r>
+              <w:rPr>
+                <w:sz w:val="19"/>
+              </w:rPr>
+              <w:t>Cost overrun</w:t>
+            </w:r>
+          </w:p>
+        </w:tc>
+        <w:tc>
+          <w:tcPr>
+            <w:tcW w:type="dxa" w:w="1728"/>
+          </w:tcPr>
+          <w:p>
+            <w:r>
+              <w:rPr>
+                <w:sz w:val="19"/>
+              </w:rPr>
+              <w:t>[XX]</w:t>
+            </w:r>
+          </w:p>
+        </w:tc>
+        <w:tc>
+          <w:tcPr>
+            <w:tcW w:type="dxa" w:w="1728"/>
+          </w:tcPr>
+          <w:p>
+            <w:r>
+              <w:rPr>
+                <w:sz w:val="19"/>
+              </w:rPr>
+              <w:t>[XX]</w:t>
+            </w:r>
+          </w:p>
+        </w:tc>
+        <w:tc>
+          <w:tcPr>
+            <w:tcW w:type="dxa" w:w="1728"/>
+          </w:tcPr>
+          <w:p>
+            <w:r>
+              <w:rPr>
+                <w:sz w:val="19"/>
+              </w:rPr>
+              <w:t>[XX]</w:t>
+            </w:r>
+          </w:p>
+        </w:tc>
+        <w:tc>
+          <w:tcPr>
+            <w:tcW w:type="dxa" w:w="1728"/>
+          </w:tcPr>
+          <w:p>
+            <w:r>
+              <w:rPr>
+                <w:sz w:val="19"/>
+              </w:rPr>
+              <w:t>[XX]</w:t>
+            </w:r>
+          </w:p>
+        </w:tc>
+      </w:tr>
+      <w:tr>
+        <w:tc>
+          <w:tcPr>
+            <w:tcW w:type="dxa" w:w="1728"/>
+          </w:tcPr>
+          <w:p>
+            <w:r>
+              <w:rPr>
+                <w:sz w:val="19"/>
+              </w:rPr>
+              <w:t>Claims &amp; disputes</w:t>
+            </w:r>
+          </w:p>
+        </w:tc>
+        <w:tc>
+          <w:tcPr>
+            <w:tcW w:type="dxa" w:w="1728"/>
+          </w:tcPr>
+          <w:p>
+            <w:r>
+              <w:rPr>
+                <w:sz w:val="19"/>
+              </w:rPr>
+              <w:t>[XX]</w:t>
+            </w:r>
+          </w:p>
+        </w:tc>
+        <w:tc>
+          <w:tcPr>
+            <w:tcW w:type="dxa" w:w="1728"/>
+          </w:tcPr>
+          <w:p>
+            <w:r>
+              <w:rPr>
+                <w:sz w:val="19"/>
+              </w:rPr>
+              <w:t>[XX]</w:t>
+            </w:r>
+          </w:p>
+        </w:tc>
+        <w:tc>
+          <w:tcPr>
+            <w:tcW w:type="dxa" w:w="1728"/>
+          </w:tcPr>
+          <w:p>
+            <w:r>
+              <w:rPr>
+                <w:sz w:val="19"/>
+              </w:rPr>
+              <w:t>[XX]</w:t>
+            </w:r>
+          </w:p>
+        </w:tc>
+        <w:tc>
+          <w:tcPr>
+            <w:tcW w:type="dxa" w:w="1728"/>
+          </w:tcPr>
+          <w:p>
+            <w:r>
+              <w:rPr>
+                <w:sz w:val="19"/>
+              </w:rPr>
+              <w:t>[XX]</w:t>
+            </w:r>
+          </w:p>
+        </w:tc>
+      </w:tr>
+      <w:tr>
+        <w:tc>
+          <w:tcPr>
+            <w:tcW w:type="dxa" w:w="1728"/>
+          </w:tcPr>
+          <w:p>
+            <w:r>
+              <w:rPr>
+                <w:sz w:val="19"/>
+              </w:rPr>
+              <w:t>Land / right-of-way</w:t>
+            </w:r>
+          </w:p>
+        </w:tc>
+        <w:tc>
+          <w:tcPr>
+            <w:tcW w:type="dxa" w:w="1728"/>
+          </w:tcPr>
+          <w:p>
+            <w:r>
+              <w:rPr>
+                <w:sz w:val="19"/>
+              </w:rPr>
+              <w:t>[XX]</w:t>
+            </w:r>
+          </w:p>
+        </w:tc>
+        <w:tc>
+          <w:tcPr>
+            <w:tcW w:type="dxa" w:w="1728"/>
+          </w:tcPr>
+          <w:p>
+            <w:r>
+              <w:rPr>
+                <w:sz w:val="19"/>
+              </w:rPr>
+              <w:t>[XX]</w:t>
+            </w:r>
+          </w:p>
+        </w:tc>
+        <w:tc>
+          <w:tcPr>
+            <w:tcW w:type="dxa" w:w="1728"/>
+          </w:tcPr>
+          <w:p>
+            <w:r>
+              <w:rPr>
+                <w:sz w:val="19"/>
+              </w:rPr>
+              <w:t>[XX]</w:t>
+            </w:r>
+          </w:p>
+        </w:tc>
+        <w:tc>
+          <w:tcPr>
+            <w:tcW w:type="dxa" w:w="1728"/>
+          </w:tcPr>
+          <w:p>
+            <w:r>
+              <w:rPr>
+                <w:sz w:val="19"/>
+              </w:rPr>
+              <w:t>[XX]</w:t>
+            </w:r>
+          </w:p>
+        </w:tc>
+      </w:tr>
+      <w:tr>
+        <w:tc>
+          <w:tcPr>
+            <w:tcW w:type="dxa" w:w="1728"/>
+          </w:tcPr>
+          <w:p>
+            <w:r>
+              <w:rPr>
+                <w:sz w:val="19"/>
+              </w:rPr>
+              <w:t>Contract management</w:t>
+            </w:r>
+          </w:p>
+        </w:tc>
+        <w:tc>
+          <w:tcPr>
+            <w:tcW w:type="dxa" w:w="1728"/>
+          </w:tcPr>
+          <w:p>
+            <w:r>
+              <w:rPr>
+                <w:sz w:val="19"/>
+              </w:rPr>
+              <w:t>[XX]</w:t>
+            </w:r>
+          </w:p>
+        </w:tc>
+        <w:tc>
+          <w:tcPr>
+            <w:tcW w:type="dxa" w:w="1728"/>
+          </w:tcPr>
+          <w:p>
+            <w:r>
+              <w:rPr>
+                <w:sz w:val="19"/>
+              </w:rPr>
+              <w:t>[XX]</w:t>
+            </w:r>
+          </w:p>
+        </w:tc>
+        <w:tc>
+          <w:tcPr>
+            <w:tcW w:type="dxa" w:w="1728"/>
+          </w:tcPr>
+          <w:p>
+            <w:r>
+              <w:rPr>
+                <w:sz w:val="19"/>
+              </w:rPr>
+              <w:t>[XX]</w:t>
+            </w:r>
+          </w:p>
+        </w:tc>
+        <w:tc>
+          <w:tcPr>
+            <w:tcW w:type="dxa" w:w="1728"/>
+          </w:tcPr>
+          <w:p>
+            <w:r>
+              <w:rPr>
+                <w:sz w:val="19"/>
+              </w:rPr>
+              <w:t>[XX]</w:t>
+            </w:r>
+          </w:p>
+        </w:tc>
+      </w:tr>
+      <w:tr>
+        <w:tc>
+          <w:tcPr>
+            <w:tcW w:type="dxa" w:w="1728"/>
+          </w:tcPr>
+          <w:p>
+            <w:r>
+              <w:rPr>
+                <w:sz w:val="19"/>
+              </w:rPr>
+              <w:t>Delayed payments</w:t>
+            </w:r>
+          </w:p>
+        </w:tc>
+        <w:tc>
+          <w:tcPr>
+            <w:tcW w:type="dxa" w:w="1728"/>
+          </w:tcPr>
+          <w:p>
+            <w:r>
+              <w:rPr>
+                <w:sz w:val="19"/>
+              </w:rPr>
+              <w:t>[XX]</w:t>
+            </w:r>
+          </w:p>
+        </w:tc>
+        <w:tc>
+          <w:tcPr>
+            <w:tcW w:type="dxa" w:w="1728"/>
+          </w:tcPr>
+          <w:p>
+            <w:r>
+              <w:rPr>
+                <w:sz w:val="19"/>
+              </w:rPr>
+              <w:t>[XX]</w:t>
+            </w:r>
+          </w:p>
+        </w:tc>
+        <w:tc>
+          <w:tcPr>
+            <w:tcW w:type="dxa" w:w="1728"/>
+          </w:tcPr>
+          <w:p>
+            <w:r>
+              <w:rPr>
+                <w:sz w:val="19"/>
+              </w:rPr>
+              <w:t>[XX]</w:t>
+            </w:r>
+          </w:p>
+        </w:tc>
+        <w:tc>
+          <w:tcPr>
+            <w:tcW w:type="dxa" w:w="1728"/>
+          </w:tcPr>
+          <w:p>
+            <w:r>
+              <w:rPr>
+                <w:sz w:val="19"/>
+              </w:rPr>
+              <w:t>[XX]</w:t>
+            </w:r>
+          </w:p>
+        </w:tc>
+      </w:tr>
+      <w:tr>
+        <w:tc>
+          <w:tcPr>
+            <w:tcW w:type="dxa" w:w="1728"/>
+          </w:tcPr>
+          <w:p>
+            <w:r>
+              <w:rPr>
+                <w:sz w:val="19"/>
+              </w:rPr>
+              <w:t>Governance &amp; oversight</w:t>
+            </w:r>
+          </w:p>
+        </w:tc>
+        <w:tc>
+          <w:tcPr>
+            <w:tcW w:type="dxa" w:w="1728"/>
+          </w:tcPr>
+          <w:p>
+            <w:r>
+              <w:rPr>
+                <w:sz w:val="19"/>
+              </w:rPr>
+              <w:t>[XX]</w:t>
+            </w:r>
+          </w:p>
+        </w:tc>
+        <w:tc>
+          <w:tcPr>
+            <w:tcW w:type="dxa" w:w="1728"/>
+          </w:tcPr>
+          <w:p>
+            <w:r>
+              <w:rPr>
+                <w:sz w:val="19"/>
+              </w:rPr>
+              <w:t>[XX]</w:t>
+            </w:r>
+          </w:p>
+        </w:tc>
+        <w:tc>
+          <w:tcPr>
+            <w:tcW w:type="dxa" w:w="1728"/>
+          </w:tcPr>
+          <w:p>
+            <w:r>
+              <w:rPr>
+                <w:sz w:val="19"/>
+              </w:rPr>
+              <w:t>[XX]</w:t>
+            </w:r>
+          </w:p>
+        </w:tc>
+        <w:tc>
+          <w:tcPr>
+            <w:tcW w:type="dxa" w:w="1728"/>
+          </w:tcPr>
+          <w:p>
+            <w:r>
+              <w:rPr>
+                <w:sz w:val="19"/>
+              </w:rPr>
+              <w:t>[XX]</w:t>
+            </w:r>
+          </w:p>
+        </w:tc>
+      </w:tr>
+      <w:tr>
+        <w:tc>
+          <w:tcPr>
+            <w:tcW w:type="dxa" w:w="1728"/>
+          </w:tcPr>
+          <w:p>
+            <w:r>
+              <w:rPr>
+                <w:sz w:val="19"/>
+              </w:rPr>
+              <w:t>Procurement irregularity</w:t>
+            </w:r>
+          </w:p>
+        </w:tc>
+        <w:tc>
+          <w:tcPr>
+            <w:tcW w:type="dxa" w:w="1728"/>
+          </w:tcPr>
+          <w:p>
+            <w:r>
+              <w:rPr>
+                <w:sz w:val="19"/>
+              </w:rPr>
+              <w:t>[XX]</w:t>
+            </w:r>
+          </w:p>
+        </w:tc>
+        <w:tc>
+          <w:tcPr>
+            <w:tcW w:type="dxa" w:w="1728"/>
+          </w:tcPr>
+          <w:p>
+            <w:r>
+              <w:rPr>
+                <w:sz w:val="19"/>
+              </w:rPr>
+              <w:t>[XX]</w:t>
+            </w:r>
+          </w:p>
+        </w:tc>
+        <w:tc>
+          <w:tcPr>
+            <w:tcW w:type="dxa" w:w="1728"/>
+          </w:tcPr>
+          <w:p>
+            <w:r>
+              <w:rPr>
+                <w:sz w:val="19"/>
+              </w:rPr>
+              <w:t>[XX]</w:t>
+            </w:r>
+          </w:p>
+        </w:tc>
+        <w:tc>
+          <w:tcPr>
+            <w:tcW w:type="dxa" w:w="1728"/>
+          </w:tcPr>
+          <w:p>
+            <w:r>
+              <w:rPr>
+                <w:sz w:val="19"/>
+              </w:rPr>
+              <w:t>[XX]</w:t>
+            </w:r>
+          </w:p>
+        </w:tc>
+      </w:tr>
+      <w:tr>
+        <w:tc>
+          <w:tcPr>
+            <w:tcW w:type="dxa" w:w="1728"/>
+          </w:tcPr>
+          <w:p>
+            <w:r>
+              <w:rPr>
+                <w:sz w:val="19"/>
+              </w:rPr>
+              <w:t>Macro average</w:t>
+            </w:r>
+          </w:p>
+        </w:tc>
+        <w:tc>
+          <w:tcPr>
+            <w:tcW w:type="dxa" w:w="1728"/>
+          </w:tcPr>
+          <w:p>
+            <w:r>
+              <w:rPr>
+                <w:sz w:val="19"/>
+              </w:rPr>
+              <w:t>[XX]</w:t>
+            </w:r>
+          </w:p>
+        </w:tc>
+        <w:tc>
+          <w:tcPr>
+            <w:tcW w:type="dxa" w:w="1728"/>
+          </w:tcPr>
+          <w:p>
+            <w:r>
+              <w:rPr>
+                <w:sz w:val="19"/>
+              </w:rPr>
+              <w:t>[XX]</w:t>
+            </w:r>
+          </w:p>
+        </w:tc>
+        <w:tc>
+          <w:tcPr>
+            <w:tcW w:type="dxa" w:w="1728"/>
+          </w:tcPr>
+          <w:p>
+            <w:r>
+              <w:rPr>
+                <w:sz w:val="19"/>
+              </w:rPr>
+              <w:t>[XX]</w:t>
+            </w:r>
+          </w:p>
+        </w:tc>
+        <w:tc>
+          <w:tcPr>
+            <w:tcW w:type="dxa" w:w="1728"/>
+          </w:tcPr>
+          <w:p>
+            <w:r>
+              <w:rPr>
+                <w:sz w:val="19"/>
+              </w:rPr>
+              <w:t>[XX]</w:t>
+            </w:r>
+          </w:p>
+        </w:tc>
+      </w:tr>
+    </w:tbl>
+    <w:p>
+      <w:pPr>
+        <w:jc w:val="center"/>
+      </w:pPr>
+      <w:r>
+        <w:rPr>
+          <w:i/>
+          <w:sz w:val="20"/>
+        </w:rPr>
+        <w:t>Table 3. Classifier performance against an independently coded reference sample (disclosed single-rater validation; see Section 3.4).</w:t>
+      </w:r>
+    </w:p>
+    <w:p>
+      <w:r>
+        <w:rPr>
+          <w:b w:val="0"/>
+          <w:i w:val="0"/>
+        </w:rPr>
+        <w:t>[XX: one to two sentences on the strongest and weakest categories and the dominant confusion pattern, filled in from the validation write-up once scoring is complete.] The category term lists themselves are given in full in the Appendix (Table A1) so that every classification decision in this paper is auditable against its source rule, not only against the validation sample.</w:t>
+      </w:r>
+    </w:p>
+    <w:p>
+      <w:pPr>
         <w:pStyle w:val="Heading1"/>
       </w:pPr>
       <w:r>
@@ -1744,7 +2490,7 @@
           <w:i/>
           <w:sz w:val="20"/>
         </w:rPr>
-        <w:t>Table 3. Global Moran's I by driver category (Queen contiguity, 999 permutations).</w:t>
+        <w:t>Table 4. Global Moran's I by driver category (Queen contiguity, 999 permutations).</w:t>
       </w:r>
     </w:p>
     <w:p>
@@ -1838,7 +2584,7 @@
           <w:b w:val="0"/>
           <w:i w:val="0"/>
         </w:rPr>
-        <w:t>Table 4 reports standardised OLS coefficients for the three modelled outcomes (spatial lag and error models return materially the same coefficients and are omitted from the table for brevity; full results for all three specifications are in the replication data). For overall project intensity, population (β = 0.29, p &lt; 0.001), dependency ratio (β = −0.24, p &lt; 0.001) and mailo tenure (β = 0.18, p = 0.013) are the only variables clearing conventional significance. Crucially, Moran's I on the OLS residuals falls to 0.009 (not significant) and both Lagrange Multiplier tests are non-significant (p = 0.87–0.99): the covariates fully absorb the spatial clustering documented in Section 5.2, and the spatial lag term itself is statistically indistinguishable from zero. For land/right-of-way, population is again significant (β = 0.08, p = 0.017) but dependency ratio only reaches significance in the OLS specification (β = −0.07, p = 0.029); residual spatial dependence is not fully absorbed here (Moran's I on residuals = 0.068, LM-lag p = 0.074), a result taken up in Section 5.5. For delay/time overrun, dependency ratio (β = −0.13, p = 0.002) and mailo tenure (β = 0.15, p = 0.003) are robust across every specification; distance to Kampala is positive (β ≈ 0.09–0.10) but only marginally significant (p = 0.08–0.10), and rainfall reaches conventional significance only in the lag/error specifications (β ≈ 0.09, p ≈ 0.05).</w:t>
+        <w:t>Table 5 reports standardised OLS coefficients for the three modelled outcomes (spatial lag and error models return materially the same coefficients and are omitted from the table for brevity; full results for all three specifications are in the replication data). For overall project intensity, population (β = 0.29, p &lt; 0.001), dependency ratio (β = −0.24, p &lt; 0.001) and mailo tenure (β = 0.18, p = 0.013) are the only variables clearing conventional significance. Crucially, Moran's I on the OLS residuals falls to 0.009 (not significant) and both Lagrange Multiplier tests are non-significant (p = 0.87–0.99): the covariates fully absorb the spatial clustering documented in Section 5.2, and the spatial lag term itself is statistically indistinguishable from zero. For land/right-of-way, population is again significant (β = 0.08, p = 0.017) but dependency ratio only reaches significance in the OLS specification (β = −0.07, p = 0.029); residual spatial dependence is not fully absorbed here (Moran's I on residuals = 0.068, LM-lag p = 0.074), a result taken up in Section 5.5. For delay/time overrun, dependency ratio (β = −0.13, p = 0.002) and mailo tenure (β = 0.15, p = 0.003) are robust across every specification; distance to Kampala is positive (β ≈ 0.09–0.10) but only marginally significant (p = 0.08–0.10), and rainfall reaches conventional significance only in the lag/error specifications (β ≈ 0.09, p ≈ 0.05).</w:t>
       </w:r>
     </w:p>
     <w:tbl>
@@ -2462,7 +3208,7 @@
           <w:i/>
           <w:sz w:val="20"/>
         </w:rPr>
-        <w:t>Table 4. Standardised OLS coefficients (p-values in parentheses), 135 districts. Spatial lag/error coefficients and standard errors for all three outcomes are in the replication data.</w:t>
+        <w:t>Table 5. Standardised OLS coefficients (p-values in parentheses), 135 districts. Spatial lag/error coefficients and standard errors for all three outcomes are in the replication data.</w:t>
       </w:r>
     </w:p>
     <w:p>
@@ -2551,6 +3297,32 @@
       </w:r>
     </w:p>
     <w:p>
+      <w:pPr>
+        <w:pStyle w:val="Heading2"/>
+      </w:pPr>
+      <w:r>
+        <w:t>5.7 Robustness checks</w:t>
+      </w:r>
+    </w:p>
+    <w:p>
+      <w:r>
+        <w:rPr>
+          <w:b w:val="0"/>
+          <w:i w:val="0"/>
+        </w:rPr>
+        <w:t>Two further checks test whether Sections 5.2–5.4's results depend on specific modelling choices. First, Moran's I was recomputed under two k-nearest-neighbour weights specifications (k = 5, k = 8) in place of Queen contiguity. For overall project intensity and land/right-of-way, the result is unchanged: significant (p &lt; 0.01) under all three weights specifications. For delay/time overrun, however, it is not: significant under Queen (p = 0.006) and KNN-8 (p = 0.011) but not under KNN-5 (p = 0.096). Delay's spatial clustering is real but more weights-sensitive than land's, and is reported as such rather than presented only under the specification that clears significance.</w:t>
+      </w:r>
+    </w:p>
+    <w:p>
+      <w:r>
+        <w:rPr>
+          <w:b w:val="0"/>
+          <w:i w:val="0"/>
+        </w:rPr>
+        <w:t>Second, the three district-level outcomes were re-fitted as standard (non-spatial) Negative Binomial GLMs on the raw counts, the distributional alternative to the log1p-OLS specification used in Section 5.4 for comparability with the spatial-econometrics toolkit. For delay/time overrun, the Section 5.4 result holds up: dependency ratio (p = 0.011) and mailo tenure (p = 0.049) remain significant with the same sign. For overall project intensity, population and dependency ratio remain significant (p = 0.002 each) but mailo tenure weakens to marginal (p = 0.081, was p = 0.013 under OLS). For land/right-of-way, the picture changes materially: nothing clears conventional significance except a marginal distance-to-Kampala effect (p = 0.054), and population — significant in every Section 5.4 specification (p = 0.017–0.029) — is not significant here (p = 0.278). The land-dispute regression findings, in other words, are not robust to this change in functional form, where the delay findings are. This is taken up directly in Section 6.2.</w:t>
+      </w:r>
+    </w:p>
+    <w:p>
       <w:r>
         <w:br w:type="page"/>
       </w:r>
@@ -2594,7 +3366,7 @@
           <w:b w:val="0"/>
           <w:i w:val="0"/>
         </w:rPr>
-        <w:t>H2 – that mailo tenure predicts elevated land-dispute intensity net of population and distance – is supported in the district-level regression (β = 0.18, p = 0.013 for overall intensity; β = 0.15, p = 0.004 for delay) and, more precisely, in the GWR result: the mailo effect on land disputes is not uniform but strongest in the corridor's eastern and central reach. Read through Williamson's (1985) transaction-cost lens, this is consistent with mailo's landlord–tenant structure multiplying the parties whose consent a compulsory-acquisition process needs, each a potential hold-up point; read through Mamdani's (1996) account of bifurcated colonial and postcolonial governance, it is consistent with mailo areas sitting inside the 'urban', formally-titled part of that bifurcation, where disputes are more likely to be formally registered, escalated and ultimately audited in the first place – a genuine identification problem this paper cannot resolve with the available data, and returns to in Section 7.1. Both readings agree that land tenure regime, not merely distance or population, is doing real explanatory work, which is itself the more defensible and portable claim.</w:t>
+        <w:t>H2 – that mailo tenure predicts elevated land-dispute intensity net of population and distance – is supported in the district-level regression (β = 0.18, p = 0.013 for overall intensity; β = 0.15, p = 0.004 for delay) and, more precisely, in the GWR result: the mailo effect on land disputes is not uniform but strongest in the corridor's eastern and central reach. Read through Williamson's (1985) transaction-cost lens, this is consistent with mailo's landlord–tenant structure multiplying the parties whose consent a compulsory-acquisition process needs, each a potential hold-up point; read through Mamdani's (1996) account of bifurcated colonial and postcolonial governance, it is consistent with mailo areas sitting inside the 'urban', formally-titled part of that bifurcation, where disputes are more likely to be formally registered, escalated and ultimately audited in the first place – a genuine identification problem this paper cannot resolve with the available data, and returns to in Section 7.1. Both readings agree that land tenure regime, not merely distance or population, is doing real explanatory work, which is itself the more defensible and portable claim. That claim needs one further qualification from Section 5.7: the global land/right-of-way model's other significant variable (population) does not survive the Negative Binomial robustness check, so the paper's confidence in the land-tenure result rests more heavily on the GWR local-coefficient pattern, which is a within-model comparison unaffected by the OLS-versus-count-model choice, than on the global regression coefficient taken alone.</w:t>
       </w:r>
     </w:p>
     <w:p>
@@ -2658,7 +3430,7 @@
           <w:b w:val="0"/>
           <w:i w:val="0"/>
         </w:rPr>
-        <w:t>The practical output of this paper is a district-level spatial risk screen: at appraisal stage, a project's district can be checked against the hot-spot classifications in Figure 2 and the tenure/distance profile in Table 4 to flag, before contract award, whether it sits in a corridor with an elevated historical concentration of land, delay or cost-overrun disputes, and to route it toward the correspondingly differentiated response described in Section 6.4. This is a low-cost complement to, not a replacement for, project-specific risk assessment, and is only as good as the audit-derived pattern underlying it (Section 7.2).</w:t>
+        <w:t>The practical output of this paper is a district-level spatial risk screen: at appraisal stage, a project's district can be checked against the hot-spot classifications in Figure 2 and the tenure/distance profile in Table 5 to flag, before contract award, whether it sits in a corridor with an elevated historical concentration of land, delay or cost-overrun disputes, and to route it toward the correspondingly differentiated response described in Section 6.4. This is a low-cost complement to, not a replacement for, project-specific risk assessment, and is only as good as the audit-derived pattern underlying it (Section 7.2).</w:t>
       </w:r>
     </w:p>
     <w:p>
@@ -2861,6 +3633,306 @@
           <w:sz w:val="21"/>
         </w:rPr>
         <w:t>Yun, J., Ryu, K. R., &amp; Ham, S. P. (2022). Spatial analysis leveraging machine learning and GIS of socio-geographic factors affecting cost overrun occurrence in roadway projects. Automation in Construction, 133, 104007.</w:t>
+      </w:r>
+    </w:p>
+    <w:p>
+      <w:r>
+        <w:br w:type="page"/>
+      </w:r>
+    </w:p>
+    <w:p>
+      <w:pPr>
+        <w:pStyle w:val="Heading1"/>
+      </w:pPr>
+      <w:r>
+        <w:t>Appendix</w:t>
+      </w:r>
+    </w:p>
+    <w:p>
+      <w:r>
+        <w:rPr>
+          <w:b w:val="0"/>
+          <w:i w:val="0"/>
+        </w:rPr>
+        <w:t>Table A1 gives the full term/phrase list defining each of the eight driver categories in the multi-label keyword classifier (Section 3.1). A sentence is assigned a category if it contains any one of that category's terms (case-insensitive); a sentence may match, and so be assigned, more than one category. Terms are given as plain phrases; word-boundary and minor morphological variants (e.g. 'delay' / 'delayed' / 'delays') were handled in the underlying regular expressions but are collapsed to a single representative form here for readability.</w:t>
+      </w:r>
+    </w:p>
+    <w:tbl>
+      <w:tblPr>
+        <w:tblStyle w:val="LightGrid-Accent1"/>
+        <w:tblW w:type="auto" w:w="0"/>
+        <w:jc w:val="center"/>
+        <w:tblLook w:firstColumn="1" w:firstRow="1" w:lastColumn="0" w:lastRow="0" w:noHBand="0" w:noVBand="1" w:val="04A0"/>
+      </w:tblPr>
+      <w:tblGrid>
+        <w:gridCol w:w="4320"/>
+        <w:gridCol w:w="4320"/>
+      </w:tblGrid>
+      <w:tr>
+        <w:tc>
+          <w:tcPr>
+            <w:tcW w:type="dxa" w:w="4320"/>
+          </w:tcPr>
+          <w:p>
+            <w:r>
+              <w:rPr>
+                <w:b/>
+                <w:sz w:val="19"/>
+              </w:rPr>
+              <w:t>Category</w:t>
+            </w:r>
+          </w:p>
+        </w:tc>
+        <w:tc>
+          <w:tcPr>
+            <w:tcW w:type="dxa" w:w="4320"/>
+          </w:tcPr>
+          <w:p>
+            <w:r>
+              <w:rPr>
+                <w:b/>
+                <w:sz w:val="19"/>
+              </w:rPr>
+              <w:t>Terms / phrases</w:t>
+            </w:r>
+          </w:p>
+        </w:tc>
+      </w:tr>
+      <w:tr>
+        <w:tc>
+          <w:tcPr>
+            <w:tcW w:type="dxa" w:w="4320"/>
+          </w:tcPr>
+          <w:p>
+            <w:r>
+              <w:rPr>
+                <w:sz w:val="19"/>
+              </w:rPr>
+              <w:t>Delay / time overrun</w:t>
+            </w:r>
+          </w:p>
+        </w:tc>
+        <w:tc>
+          <w:tcPr>
+            <w:tcW w:type="dxa" w:w="4320"/>
+          </w:tcPr>
+          <w:p>
+            <w:r>
+              <w:rPr>
+                <w:sz w:val="19"/>
+              </w:rPr>
+              <w:t>extension of time; behind schedule; time overrun; delayed completion; failure to complete; incomplete works; abandoned works; stalled; not yet completed; overdue completion; suspension of works; works halted</w:t>
+            </w:r>
+          </w:p>
+        </w:tc>
+      </w:tr>
+      <w:tr>
+        <w:tc>
+          <w:tcPr>
+            <w:tcW w:type="dxa" w:w="4320"/>
+          </w:tcPr>
+          <w:p>
+            <w:r>
+              <w:rPr>
+                <w:sz w:val="19"/>
+              </w:rPr>
+              <w:t>Cost overrun</w:t>
+            </w:r>
+          </w:p>
+        </w:tc>
+        <w:tc>
+          <w:tcPr>
+            <w:tcW w:type="dxa" w:w="4320"/>
+          </w:tcPr>
+          <w:p>
+            <w:r>
+              <w:rPr>
+                <w:sz w:val="19"/>
+              </w:rPr>
+              <w:t>cost overrun; budget overrun; cost escalation; price escalation; budget variance; excess expenditure; additional cost; cost variation; price variation; supplementary budget; over and above the contract</w:t>
+            </w:r>
+          </w:p>
+        </w:tc>
+      </w:tr>
+      <w:tr>
+        <w:tc>
+          <w:tcPr>
+            <w:tcW w:type="dxa" w:w="4320"/>
+          </w:tcPr>
+          <w:p>
+            <w:r>
+              <w:rPr>
+                <w:sz w:val="19"/>
+              </w:rPr>
+              <w:t>Claims &amp; disputes</w:t>
+            </w:r>
+          </w:p>
+        </w:tc>
+        <w:tc>
+          <w:tcPr>
+            <w:tcW w:type="dxa" w:w="4320"/>
+          </w:tcPr>
+          <w:p>
+            <w:r>
+              <w:rPr>
+                <w:sz w:val="19"/>
+              </w:rPr>
+              <w:t>contingent liability; unresolved claim; nugatory expenditure; litigation; arbitration; breach of contract; liquidated damages; compensation claim; counterclaim; court case; sued; lawsuit; legal suit</w:t>
+            </w:r>
+          </w:p>
+        </w:tc>
+      </w:tr>
+      <w:tr>
+        <w:tc>
+          <w:tcPr>
+            <w:tcW w:type="dxa" w:w="4320"/>
+          </w:tcPr>
+          <w:p>
+            <w:r>
+              <w:rPr>
+                <w:sz w:val="19"/>
+              </w:rPr>
+              <w:t>Land / right-of-way</w:t>
+            </w:r>
+          </w:p>
+        </w:tc>
+        <w:tc>
+          <w:tcPr>
+            <w:tcW w:type="dxa" w:w="4320"/>
+          </w:tcPr>
+          <w:p>
+            <w:r>
+              <w:rPr>
+                <w:sz w:val="19"/>
+              </w:rPr>
+              <w:t>land acquisition; right of way; wayleave; resettlement; compensation of (project) affected persons; encroachment</w:t>
+            </w:r>
+          </w:p>
+        </w:tc>
+      </w:tr>
+      <w:tr>
+        <w:tc>
+          <w:tcPr>
+            <w:tcW w:type="dxa" w:w="4320"/>
+          </w:tcPr>
+          <w:p>
+            <w:r>
+              <w:rPr>
+                <w:sz w:val="19"/>
+              </w:rPr>
+              <w:t>Contract management</w:t>
+            </w:r>
+          </w:p>
+        </w:tc>
+        <w:tc>
+          <w:tcPr>
+            <w:tcW w:type="dxa" w:w="4320"/>
+          </w:tcPr>
+          <w:p>
+            <w:r>
+              <w:rPr>
+                <w:sz w:val="19"/>
+              </w:rPr>
+              <w:t>contract management; supervision; defect(s)/defective; non-compliance; poor workmanship; substandard; shoddy</w:t>
+            </w:r>
+          </w:p>
+        </w:tc>
+      </w:tr>
+      <w:tr>
+        <w:tc>
+          <w:tcPr>
+            <w:tcW w:type="dxa" w:w="4320"/>
+          </w:tcPr>
+          <w:p>
+            <w:r>
+              <w:rPr>
+                <w:sz w:val="19"/>
+              </w:rPr>
+              <w:t>Delayed payments</w:t>
+            </w:r>
+          </w:p>
+        </w:tc>
+        <w:tc>
+          <w:tcPr>
+            <w:tcW w:type="dxa" w:w="4320"/>
+          </w:tcPr>
+          <w:p>
+            <w:r>
+              <w:rPr>
+                <w:sz w:val="19"/>
+              </w:rPr>
+              <w:t>delayed payment; arrears; outstanding payment; certificate unpaid; unpaid certificate; payment delay; withheld payment</w:t>
+            </w:r>
+          </w:p>
+        </w:tc>
+      </w:tr>
+      <w:tr>
+        <w:tc>
+          <w:tcPr>
+            <w:tcW w:type="dxa" w:w="4320"/>
+          </w:tcPr>
+          <w:p>
+            <w:r>
+              <w:rPr>
+                <w:sz w:val="19"/>
+              </w:rPr>
+              <w:t>Governance &amp; oversight</w:t>
+            </w:r>
+          </w:p>
+        </w:tc>
+        <w:tc>
+          <w:tcPr>
+            <w:tcW w:type="dxa" w:w="4320"/>
+          </w:tcPr>
+          <w:p>
+            <w:r>
+              <w:rPr>
+                <w:sz w:val="19"/>
+              </w:rPr>
+              <w:t>internal control; oversight; accountability; governance; lack of supervision/monitoring</w:t>
+            </w:r>
+          </w:p>
+        </w:tc>
+      </w:tr>
+      <w:tr>
+        <w:tc>
+          <w:tcPr>
+            <w:tcW w:type="dxa" w:w="4320"/>
+          </w:tcPr>
+          <w:p>
+            <w:r>
+              <w:rPr>
+                <w:sz w:val="19"/>
+              </w:rPr>
+              <w:t>Procurement irregularity</w:t>
+            </w:r>
+          </w:p>
+        </w:tc>
+        <w:tc>
+          <w:tcPr>
+            <w:tcW w:type="dxa" w:w="4320"/>
+          </w:tcPr>
+          <w:p>
+            <w:r>
+              <w:rPr>
+                <w:sz w:val="19"/>
+              </w:rPr>
+              <w:t>procurement; bid(s)/bidding; tender(s)/tendering; evaluation committee</w:t>
+            </w:r>
+          </w:p>
+        </w:tc>
+      </w:tr>
+    </w:tbl>
+    <w:p>
+      <w:pPr>
+        <w:jc w:val="center"/>
+      </w:pPr>
+      <w:r>
+        <w:rPr>
+          <w:i/>
+          <w:sz w:val="20"/>
+        </w:rPr>
+        <w:t>Table A1. Full driver-category term lists (multi-label keyword classifier).</w:t>
       </w:r>
     </w:p>
     <w:sectPr>

--- a/paper_geography_of_infrastructure_disputes/10_manuscript/Geography_of_Infrastructure_Disputes_DRAFT.docx
+++ b/paper_geography_of_infrastructure_disputes/10_manuscript/Geography_of_Infrastructure_Disputes_DRAFT.docx
@@ -67,7 +67,7 @@
           <w:b w:val="0"/>
           <w:i w:val="0"/>
         </w:rPr>
-        <w:t>Construction dispute research treats projects as though they had no location. In Uganda, remoteness, terrain, land tenure, district administrative capacity and political attention all vary sharply across the country, yet no study has asked whether dispute drivers cluster in ways that call for regional management strategies. This paper text-mines Uganda's Office of the Auditor General (OAG) annual reports to Parliament (2017/18–2024/25), geocodes 238 of 283 identifiable public-infrastructure projects named in the resulting corpus, and tests whether eight audit-derived dispute-driver categories – delay, cost overrun, claims and disputes, land/right-of-way, contract management, delayed payments, governance and procurement irregularity – are spatially random or clustered across Uganda's 135 districts. Global Moran's I shows significant positive spatial autocorrelation for five of eight categories (strongest for delayed payments, I = 0.336, and land/right-of-way, I = 0.333; both p = 0.001), and Getis-Ord Gi* hot-spot analysis maps a Kampala–Wakiso–Mukono–Luwero corridor for land and delay disputes that is geographically distinct from separate cost-overrun clusters in the Hoima/Buliisa oil region and the Mbale/Manafwa/Kween Elgon highlands. A district-level spatial regression finds that dependency ratio, population and a historic land-tenure proxy (mailo versus customary versus freehold) explain most of the observed clustering – so much so that, for overall dispute intensity, a global model is statistically indistinguishable from a geographically weighted one (GWR bandwidth selected at 133 of 135 districts). For land/right-of-way disputes specifically, however, geographically weighted regression does improve on the global model (ΔAICc = 4.25) and reveals an east–west gradient in how distance from Kampala and mailo tenure relate to dispute intensity. The paper is explicit about what audit-derived text can and cannot support: OAG coverage is not a census of disputes, contractor and funding-source information is almost never stated (identified for under 5% of projects), and the project-extraction step is a careful reading exercise rather than a deterministic algorithm. Within those limits, the results indicate that Uganda's infrastructure dispute landscape is genuinely place-based, that land acquisition and delay disputes concentrate in the central mailo-tenure corridor around the capital for reasons that a purely institutional or contractual account would miss, and that a district-level spatial risk screen is a practical, low-cost addition to project appraisal in a data-scarce environment.</w:t>
+        <w:t>Construction dispute research treats projects as though they had no location. In Uganda, remoteness, terrain, land tenure, district administrative capacity and political attention all vary sharply across the country, yet no study has asked whether dispute drivers cluster in ways that call for regional management strategies. This paper text-mines Uganda's Office of the Auditor General (OAG) annual reports to Parliament (2017/18–2024/25), geocodes 238 of 283 identifiable public-infrastructure projects named in the resulting corpus, and tests whether eight audit-derived dispute-driver categories – delay, cost overrun, claims and disputes, land/right-of-way, contract management, delayed payments, governance and procurement irregularity – are spatially random or clustered across Uganda's 135 districts. Global Moran's I shows significant positive spatial autocorrelation for five of eight categories (strongest for delayed payments, I = 0.336, and land/right-of-way, I = 0.333; both p = 0.001), and Getis-Ord Gi* hot-spot analysis maps a Kampala–Wakiso–Mukono–Luwero corridor for land and delay disputes that is geographically distinct from separate cost-overrun clusters in the Hoima/Buliisa oil region and the Mbale/Manafwa/Kween Elgon highlands. A district-level spatial regression finds that dependency ratio, population and a historic land-tenure proxy (mailo versus customary versus freehold) explain most of the observed clustering – so much so that, for overall dispute intensity, a global model is statistically indistinguishable from a geographically weighted one (GWR bandwidth selected at 133 of 135 districts). For land/right-of-way disputes specifically, however, geographically weighted regression does improve on the global model (ΔAICc = 4.25) and reveals an east–west gradient in how distance from Kampala and mailo tenure relate to dispute intensity. The paper is explicit about what audit-derived text can and cannot support: OAG coverage is not a census of disputes, contractor and funding-source information is almost never stated (identified for under 5% of projects), and the project-extraction step is a careful reading exercise rather than a deterministic algorithm. Within those limits, the results indicate that Uganda's infrastructure dispute landscape is genuinely place-based, that land acquisition and delay disputes concentrate in the central mailo-tenure corridor around the capital for reasons that a purely institutional or contractual account would miss, and that a district-level spatial risk screen is a practical, low-cost addition to project appraisal in a data-scarce environment. Two further checks strengthen and qualify this picture. Triangulated against an independently constructed newspaper corpus covering the same country and period, the two sources agree emphatically that Kampala and Wakiso dominate (both far ahead of every other district in both sources) but show no significant rank agreement beyond those two districts (Spearman ρ = 0.369, p = 0.160 overall; ρ = 0.051, p = 0.861 excluding them) — real external validation for the headline pattern, real caution against its finer structure. A difference-in-differences test around the 2021 decision to dissolve the Uganda National Roads Authority finds road-sector disputes rising 52% while every other sector fell 37% over the identical window (p = 0.004), a striking and precisely dated pattern whose causal direction this single-source design cannot establish.</w:t>
       </w:r>
     </w:p>
     <w:p>
@@ -218,7 +218,7 @@
           <w:b w:val="0"/>
           <w:i w:val="0"/>
         </w:rPr>
-        <w:t>Sentences were classified into eight dispute-driver categories by a multi-label keyword/regular-expression system: each category is defined by a short list of terms and phrases (Table X, Appendix), and a sentence is assigned every category whose terms it contains, rather than the single best-matching category, so that a sentence discussing both a delay and its associated cost escalation counts toward both categories rather than an arbitrary one. This is a transparent, fully auditable method, but not a trained or learned one, and its term lists were developed iteratively against the corpus itself: five categories were seeded from the international dispute-causation literature's conventional terms (procurement, delayed payment, contract management, land acquisition, governance), and two additional categories – delay/time overrun and claims and disputes – were added after an initial read of the corpus showed substantial, recurring language (e.g. 'behind schedule', 'stalled', 'litigation', 'liquidated damages') that the conventional five-category scheme had no home for. Classifier performance against a held-out, independently coded sample is reported in Section 3.4; the headline result – macro-F1 = [XX] (Section 3.4) – should be read alongside the category counts throughout this paper, since a keyword system's errors are not random and are more informative read in the confusion pattern (Table 5) than in the aggregate score alone.</w:t>
+        <w:t>Sentences were classified into eight dispute-driver categories by a multi-label keyword/regular-expression system: each category is defined by a short list of terms and phrases (Table X, Appendix), and a sentence is assigned every category whose terms it contains, rather than the single best-matching category, so that a sentence discussing both a delay and its associated cost escalation counts toward both categories rather than an arbitrary one. This is a transparent, fully auditable method, but not a trained or learned one, and its term lists were developed iteratively against the corpus itself: five categories were seeded from the international dispute-causation literature's conventional terms (procurement, delayed payment, contract management, land acquisition, governance), and two additional categories – delay/time overrun and claims and disputes – were added after an initial read of the corpus showed substantial, recurring language (e.g. 'behind schedule', 'stalled', 'litigation', 'liquidated damages') that the conventional five-category scheme had no home for. Classifier performance against a held-out, independently coded sample is reported in Section 3.4; the headline result – macro-F1 = 0.627 (Section 3.4) – should be read alongside the category counts throughout this paper, since a keyword system's errors are not random and are more informative read in the confusion pattern (Table 5) than in the aggregate score alone.</w:t>
       </w:r>
     </w:p>
     <w:p>
@@ -1040,7 +1040,7 @@
           <w:b w:val="0"/>
           <w:i w:val="0"/>
         </w:rPr>
-        <w:t>Because the driver classifier (Section 3.1) is a transparent keyword system rather than a trained model, its errors are not random and need checking directly rather than assumed away. A stratified sample of [XX] sentences (drawn across the eight categories, seed 42) was independently re-coded against a written codebook by a rater blind to the classifier's assigned labels, judging which of the eight categories genuinely apply to each sentence (a sentence may belong to none, one, or several). This is a disclosed AI-assisted single-rater validation, not a claim of independent human inter-coder reliability, and is reported as such: with only one rater, no inter-coder statistic such as Cohen's kappa is computable or reported. Table 3 gives the resulting per-category precision, recall and F1 against this reference set; macro-averaged F1 is [XX].</w:t>
+        <w:t>Because the driver classifier (Section 3.1) is a transparent keyword system rather than a trained model, its errors are not random and need checking directly rather than assumed away. A stratified sample of 362 sentences (46% of the 792-sentence analysis corpus; up to 50 per category, seed 42, fewer for the two smallest strata – claims and disputes, 47, and cost overrun, 15) was independently re-coded against a written codebook by a rater blind to the classifier's assigned labels, judging which of the eight categories genuinely apply to each sentence (a sentence may belong to none, one, or several). This is a disclosed AI-assisted single-rater validation, not a claim of independent human inter-coder reliability, and is reported as such: with only one rater, no inter-coder statistic such as Cohen's kappa is computable or reported; 69% of gold codes were assigned at high confidence, 27% medium and 4% low (recorded per sentence). A striking structural finding surfaced during coding in its own right: 85 of the 362 sampled sentences (23%) were judged to carry none of the eight categories at all – mostly table-of-contents fragments and generic strategic-plan boilerplate that survived the relevance filter without describing a substantive audit finding – a contamination rate the classifier itself cannot reveal, since by construction it never emits a zero-label sentence into the corpus. Table 3 gives the resulting per-category precision, recall and F1 against this reference set; macro-averaged F1 is 0.627 (micro-averaged F1 = 0.638).</w:t>
       </w:r>
     </w:p>
     <w:tbl>
@@ -1152,7 +1152,7 @@
               <w:rPr>
                 <w:sz w:val="19"/>
               </w:rPr>
-              <w:t>[XX]</w:t>
+              <w:t>125</w:t>
             </w:r>
           </w:p>
         </w:tc>
@@ -1165,7 +1165,7 @@
               <w:rPr>
                 <w:sz w:val="19"/>
               </w:rPr>
-              <w:t>[XX]</w:t>
+              <w:t>1.000</w:t>
             </w:r>
           </w:p>
         </w:tc>
@@ -1178,7 +1178,7 @@
               <w:rPr>
                 <w:sz w:val="19"/>
               </w:rPr>
-              <w:t>[XX]</w:t>
+              <w:t>0.400</w:t>
             </w:r>
           </w:p>
         </w:tc>
@@ -1191,7 +1191,7 @@
               <w:rPr>
                 <w:sz w:val="19"/>
               </w:rPr>
-              <w:t>[XX]</w:t>
+              <w:t>0.571</w:t>
             </w:r>
           </w:p>
         </w:tc>
@@ -1219,7 +1219,7 @@
               <w:rPr>
                 <w:sz w:val="19"/>
               </w:rPr>
-              <w:t>[XX]</w:t>
+              <w:t>32</w:t>
             </w:r>
           </w:p>
         </w:tc>
@@ -1232,7 +1232,7 @@
               <w:rPr>
                 <w:sz w:val="19"/>
               </w:rPr>
-              <w:t>[XX]</w:t>
+              <w:t>0.867</w:t>
             </w:r>
           </w:p>
         </w:tc>
@@ -1245,7 +1245,7 @@
               <w:rPr>
                 <w:sz w:val="19"/>
               </w:rPr>
-              <w:t>[XX]</w:t>
+              <w:t>0.406</w:t>
             </w:r>
           </w:p>
         </w:tc>
@@ -1258,7 +1258,7 @@
               <w:rPr>
                 <w:sz w:val="19"/>
               </w:rPr>
-              <w:t>[XX]</w:t>
+              <w:t>0.553</w:t>
             </w:r>
           </w:p>
         </w:tc>
@@ -1286,7 +1286,7 @@
               <w:rPr>
                 <w:sz w:val="19"/>
               </w:rPr>
-              <w:t>[XX]</w:t>
+              <w:t>47</w:t>
             </w:r>
           </w:p>
         </w:tc>
@@ -1299,7 +1299,7 @@
               <w:rPr>
                 <w:sz w:val="19"/>
               </w:rPr>
-              <w:t>[XX]</w:t>
+              <w:t>0.735</w:t>
             </w:r>
           </w:p>
         </w:tc>
@@ -1312,7 +1312,7 @@
               <w:rPr>
                 <w:sz w:val="19"/>
               </w:rPr>
-              <w:t>[XX]</w:t>
+              <w:t>0.766</w:t>
             </w:r>
           </w:p>
         </w:tc>
@@ -1325,7 +1325,7 @@
               <w:rPr>
                 <w:sz w:val="19"/>
               </w:rPr>
-              <w:t>[XX]</w:t>
+              <w:t>0.750</w:t>
             </w:r>
           </w:p>
         </w:tc>
@@ -1353,7 +1353,7 @@
               <w:rPr>
                 <w:sz w:val="19"/>
               </w:rPr>
-              <w:t>[XX]</w:t>
+              <w:t>64</w:t>
             </w:r>
           </w:p>
         </w:tc>
@@ -1366,7 +1366,7 @@
               <w:rPr>
                 <w:sz w:val="19"/>
               </w:rPr>
-              <w:t>[XX]</w:t>
+              <w:t>0.925</w:t>
             </w:r>
           </w:p>
         </w:tc>
@@ -1379,7 +1379,7 @@
               <w:rPr>
                 <w:sz w:val="19"/>
               </w:rPr>
-              <w:t>[XX]</w:t>
+              <w:t>0.766</w:t>
             </w:r>
           </w:p>
         </w:tc>
@@ -1392,7 +1392,7 @@
               <w:rPr>
                 <w:sz w:val="19"/>
               </w:rPr>
-              <w:t>[XX]</w:t>
+              <w:t>0.838</w:t>
             </w:r>
           </w:p>
         </w:tc>
@@ -1420,7 +1420,7 @@
               <w:rPr>
                 <w:sz w:val="19"/>
               </w:rPr>
-              <w:t>[XX]</w:t>
+              <w:t>83</w:t>
             </w:r>
           </w:p>
         </w:tc>
@@ -1433,7 +1433,7 @@
               <w:rPr>
                 <w:sz w:val="19"/>
               </w:rPr>
-              <w:t>[XX]</w:t>
+              <w:t>0.717</w:t>
             </w:r>
           </w:p>
         </w:tc>
@@ -1446,7 +1446,7 @@
               <w:rPr>
                 <w:sz w:val="19"/>
               </w:rPr>
-              <w:t>[XX]</w:t>
+              <w:t>0.518</w:t>
             </w:r>
           </w:p>
         </w:tc>
@@ -1459,7 +1459,7 @@
               <w:rPr>
                 <w:sz w:val="19"/>
               </w:rPr>
-              <w:t>[XX]</w:t>
+              <w:t>0.601</w:t>
             </w:r>
           </w:p>
         </w:tc>
@@ -1487,7 +1487,7 @@
               <w:rPr>
                 <w:sz w:val="19"/>
               </w:rPr>
-              <w:t>[XX]</w:t>
+              <w:t>42</w:t>
             </w:r>
           </w:p>
         </w:tc>
@@ -1500,7 +1500,7 @@
               <w:rPr>
                 <w:sz w:val="19"/>
               </w:rPr>
-              <w:t>[XX]</w:t>
+              <w:t>0.391</w:t>
             </w:r>
           </w:p>
         </w:tc>
@@ -1513,7 +1513,7 @@
               <w:rPr>
                 <w:sz w:val="19"/>
               </w:rPr>
-              <w:t>[XX]</w:t>
+              <w:t>0.643</w:t>
             </w:r>
           </w:p>
         </w:tc>
@@ -1526,7 +1526,7 @@
               <w:rPr>
                 <w:sz w:val="19"/>
               </w:rPr>
-              <w:t>[XX]</w:t>
+              <w:t>0.487</w:t>
             </w:r>
           </w:p>
         </w:tc>
@@ -1554,7 +1554,7 @@
               <w:rPr>
                 <w:sz w:val="19"/>
               </w:rPr>
-              <w:t>[XX]</w:t>
+              <w:t>28</w:t>
             </w:r>
           </w:p>
         </w:tc>
@@ -1567,7 +1567,7 @@
               <w:rPr>
                 <w:sz w:val="19"/>
               </w:rPr>
-              <w:t>[XX]</w:t>
+              <w:t>0.333</w:t>
             </w:r>
           </w:p>
         </w:tc>
@@ -1580,7 +1580,7 @@
               <w:rPr>
                 <w:sz w:val="19"/>
               </w:rPr>
-              <w:t>[XX]</w:t>
+              <w:t>0.643</w:t>
             </w:r>
           </w:p>
         </w:tc>
@@ -1593,7 +1593,7 @@
               <w:rPr>
                 <w:sz w:val="19"/>
               </w:rPr>
-              <w:t>[XX]</w:t>
+              <w:t>0.439</w:t>
             </w:r>
           </w:p>
         </w:tc>
@@ -1621,7 +1621,7 @@
               <w:rPr>
                 <w:sz w:val="19"/>
               </w:rPr>
-              <w:t>[XX]</w:t>
+              <w:t>65</w:t>
             </w:r>
           </w:p>
         </w:tc>
@@ -1634,7 +1634,7 @@
               <w:rPr>
                 <w:sz w:val="19"/>
               </w:rPr>
-              <w:t>[XX]</w:t>
+              <w:t>0.724</w:t>
             </w:r>
           </w:p>
         </w:tc>
@@ -1647,7 +1647,7 @@
               <w:rPr>
                 <w:sz w:val="19"/>
               </w:rPr>
-              <w:t>[XX]</w:t>
+              <w:t>0.846</w:t>
             </w:r>
           </w:p>
         </w:tc>
@@ -1660,7 +1660,7 @@
               <w:rPr>
                 <w:sz w:val="19"/>
               </w:rPr>
-              <w:t>[XX]</w:t>
+              <w:t>0.780</w:t>
             </w:r>
           </w:p>
         </w:tc>
@@ -1688,7 +1688,7 @@
               <w:rPr>
                 <w:sz w:val="19"/>
               </w:rPr>
-              <w:t>[XX]</w:t>
+              <w:t>—</w:t>
             </w:r>
           </w:p>
         </w:tc>
@@ -1701,7 +1701,7 @@
               <w:rPr>
                 <w:sz w:val="19"/>
               </w:rPr>
-              <w:t>[XX]</w:t>
+              <w:t>0.711</w:t>
             </w:r>
           </w:p>
         </w:tc>
@@ -1714,7 +1714,7 @@
               <w:rPr>
                 <w:sz w:val="19"/>
               </w:rPr>
-              <w:t>[XX]</w:t>
+              <w:t>0.624</w:t>
             </w:r>
           </w:p>
         </w:tc>
@@ -1727,7 +1727,7 @@
               <w:rPr>
                 <w:sz w:val="19"/>
               </w:rPr>
-              <w:t>[XX]</w:t>
+              <w:t>0.627</w:t>
             </w:r>
           </w:p>
         </w:tc>
@@ -1751,7 +1751,7 @@
           <w:b w:val="0"/>
           <w:i w:val="0"/>
         </w:rPr>
-        <w:t>[XX: one to two sentences on the strongest and weakest categories and the dominant confusion pattern, filled in from the validation write-up once scoring is complete.] The category term lists themselves are given in full in the Appendix (Table A1) so that every classification decision in this paper is auditable against its source rule, not only against the validation sample.</w:t>
+        <w:t>The macro-F1 hides a wide and informative spread that pulls in two opposite directions. Land/right-of-way (F1 = 0.838) and procurement irregularity (F1 = 0.780) are the cleanest categories: their vocabulary ('land acquisition', 'right of way', 'encroachment'; 'procurement', 'bid', 'tender') maps closely onto how OAG reports actually phrase these findings. Governance/oversight (precision 0.333) and delayed payments (precision 0.391) over-trigger badly on generic boilerplate – terms such as 'oversight', 'accountability' and 'arrears' fire in strategic-objective or non-infrastructure arrears text with no institutional-control or contractor-payment finding attached; roughly a third to a half of what the classifier flags in each of these two categories is, on independent reading, not actually about that construct. The opposite failure affects delay/time overrun: precision is perfect (1.000, zero false positives across the sample) but recall is only 0.400, because delay content in OAG narrative is very often phrased through procurement, land, payment or contract language rather than the delay-specific regex terms ('extension of time', 'behind schedule'). Since delay is this paper's most central construct, this recall gap means the delay-driver counts used throughout the results are very likely undercounted by more than half, and any comparison of delay's magnitude against other categories should be read as a conservative lower bound, not a precise ranking. The category term lists themselves are given in full in the Appendix (Table A1) so that every classification decision in this paper is auditable against its source rule, not only against the validation sample.</w:t>
       </w:r>
     </w:p>
     <w:p>
@@ -1827,7 +1827,7 @@
           <w:b w:val="0"/>
           <w:i w:val="0"/>
         </w:rPr>
-        <w:t>The explanatory results in Sections 5.4–5.6 are reported as candidate, testable associations rather than settled findings. Independent validation of the spatial clusters and candidate explanations against practitioner or expert judgement is identified as a priority extension in Section 7.2 but is not carried out in the present paper.</w:t>
+        <w:t>The explanatory results in Sections 5.5–5.7 are reported as candidate, testable associations rather than settled findings. Independent validation of the spatial clusters and candidate explanations against practitioner or expert judgement is identified as a priority extension in Section 7.2 but is not carried out in the present paper.</w:t>
       </w:r>
     </w:p>
     <w:p>
@@ -2572,10 +2572,10 @@
     </w:p>
     <w:p>
       <w:pPr>
-        <w:pStyle w:val="Heading2"/>
+        <w:pStyle w:val="Heading3"/>
       </w:pPr>
       <w:r>
-        <w:t>5.4 Explanatory spatial regression</w:t>
+        <w:t>The UNRA-to-MoWT transition</w:t>
       </w:r>
     </w:p>
     <w:p>
@@ -2584,7 +2584,110 @@
           <w:b w:val="0"/>
           <w:i w:val="0"/>
         </w:rPr>
-        <w:t>Table 5 reports standardised OLS coefficients for the three modelled outcomes (spatial lag and error models return materially the same coefficients and are omitted from the table for brevity; full results for all three specifications are in the replication data). For overall project intensity, population (β = 0.29, p &lt; 0.001), dependency ratio (β = −0.24, p &lt; 0.001) and mailo tenure (β = 0.18, p = 0.013) are the only variables clearing conventional significance. Crucially, Moran's I on the OLS residuals falls to 0.009 (not significant) and both Lagrange Multiplier tests are non-significant (p = 0.87–0.99): the covariates fully absorb the spatial clustering documented in Section 5.2, and the spatial lag term itself is statistically indistinguishable from zero. For land/right-of-way, population is again significant (β = 0.08, p = 0.017) but dependency ratio only reaches significance in the OLS specification (β = −0.07, p = 0.029); residual spatial dependence is not fully absorbed here (Moran's I on residuals = 0.068, LM-lag p = 0.074), a result taken up in Section 5.5. For delay/time overrun, dependency ratio (β = −0.13, p = 0.002) and mailo tenure (β = 0.15, p = 0.003) are robust across every specification; distance to Kampala is positive (β ≈ 0.09–0.10) but only marginally significant (p = 0.08–0.10), and rainfall reaches conventional significance only in the lag/error specifications (β ≈ 0.09, p ≈ 0.05).</w:t>
+        <w:t>RQ2 asks specifically about the 2021 Government of Uganda decision to fold the Uganda National Roads Authority (UNRA) back into MoWT, formally implemented through repeal legislation in November 2024 after a multi-year transitional period. 2021, the policy-announcement year, is used as the break point here because it is the one that leaves usable data on both sides within this study's 2017–2025 window; the legal dissolution date falls too close to the window's end to support an 'after' period of any size. A difference-in-differences comparison of road-sector (UNRA's domain) project mentions against every other sector, 2017–2020 versus 2021–2025, finds a real and statistically significant divergence: road mentions rose from 5.25 to 8.00 per year (+52%) while non-road mentions fell from 35.50 to 22.20 per year (−37%) over the identical window (DiD = +16.05 mentions/year; χ² = 8.42, p = 0.004 on the underlying 2×2 sector-by-period count table). Geographically, road disputes' mean distance from Kampala barely moved (150.3 km to 143.8 km) while non-road disputes' centre of gravity shifted markedly closer to the capital (167.8 km to 147.8 km) over the same period.</w:t>
+      </w:r>
+    </w:p>
+    <w:p>
+      <w:r>
+        <w:rPr>
+          <w:b w:val="0"/>
+          <w:i w:val="0"/>
+        </w:rPr>
+        <w:t>This pattern is real and precisely dated, but this design cannot establish its direction of causality, and the more cautious reading deserves equal billing with the more publication-friendly one. UNRA's accumulating procurement and delay controversies across 2017–2021 were part of the public and political case made for dissolving it, not necessarily a consequence of the dissolution decision; an alternative reading is that legislative and audit attention was reallocated toward the road sector specifically because it was under active institutional scrutiny during this period, independent of whether underlying road-project performance changed at all. All three stories — transition disrupted delivery; rising disputes drove the decision to dissolve; scrutiny reallocated audit attention — are consistent with the same difference-in-differences estimate, and this single-source, non-experimental design cannot adjudicate between them.</w:t>
+      </w:r>
+    </w:p>
+    <w:p>
+      <w:pPr>
+        <w:pStyle w:val="Heading2"/>
+      </w:pPr>
+      <w:r>
+        <w:t>5.4 Triangulation against an independent source</w:t>
+      </w:r>
+    </w:p>
+    <w:p>
+      <w:r>
+        <w:rPr>
+          <w:b w:val="0"/>
+          <w:i w:val="0"/>
+        </w:rPr>
+        <w:t>Sections 5.1–5.3 rest entirely on one data source, with the audit-coverage caveat stated throughout. An independent check is available: the companion Observer newspaper study (same research team, entirely different source documents — news articles, not audit reports — and a separately built extraction pipeline) maintains a curated gazetteer of dispute-relevant article mentions by place, 2016–2025. Of its 29 named places, 23 map to a single Uganda district (the remainder are cross-border or sub-regional references, e.g. 'Kenya', 'Karamoja', excluded here), collapsing to 16 districts that also appear in the OAG data. Across all 16, the Spearman rank correlation between newspaper article mentions and OAG project counts is positive but not significant (ρ = 0.369, p = 0.160). Both sources, however, agree emphatically on the single largest fact: Kampala and Wakiso dominate both rankings by a wide margin (1,081 newspaper mentions / 31 OAG projects, and 510 / 18, respectively — both far ahead of every other district in both sources). Excluding just those two districts, the correlation among the remaining 14 collapses to essentially zero (ρ = 0.051, p = 0.861).</w:t>
+      </w:r>
+    </w:p>
+    <w:p>
+      <w:pPr>
+        <w:jc w:val="center"/>
+      </w:pPr>
+      <w:r>
+        <w:drawing>
+          <wp:inline xmlns:a="http://schemas.openxmlformats.org/drawingml/2006/main" xmlns:pic="http://schemas.openxmlformats.org/drawingml/2006/picture">
+            <wp:extent cx="5029200" cy="4294022"/>
+            <wp:docPr id="3" name="Picture 3"/>
+            <wp:cNvGraphicFramePr>
+              <a:graphicFrameLocks noChangeAspect="1"/>
+            </wp:cNvGraphicFramePr>
+            <a:graphic>
+              <a:graphicData uri="http://schemas.openxmlformats.org/drawingml/2006/picture">
+                <pic:pic>
+                  <pic:nvPicPr>
+                    <pic:cNvPr id="0" name="figure_triangulation.png"/>
+                    <pic:cNvPicPr/>
+                  </pic:nvPicPr>
+                  <pic:blipFill>
+                    <a:blip r:embed="rId11"/>
+                    <a:stretch>
+                      <a:fillRect/>
+                    </a:stretch>
+                  </pic:blipFill>
+                  <pic:spPr>
+                    <a:xfrm>
+                      <a:off x="0" y="0"/>
+                      <a:ext cx="5029200" cy="4294022"/>
+                    </a:xfrm>
+                    <a:prstGeom prst="rect"/>
+                  </pic:spPr>
+                </pic:pic>
+              </a:graphicData>
+            </a:graphic>
+          </wp:inline>
+        </w:drawing>
+      </w:r>
+    </w:p>
+    <w:p>
+      <w:pPr>
+        <w:jc w:val="center"/>
+      </w:pPr>
+      <w:r>
+        <w:rPr>
+          <w:i/>
+          <w:sz w:val="20"/>
+        </w:rPr>
+        <w:t>Figure 4. District-level comparison between OAG audit-derived and Observer newspaper-derived dispute geography (16 overlapping districts).</w:t>
+      </w:r>
+    </w:p>
+    <w:p>
+      <w:r>
+        <w:rPr>
+          <w:b w:val="0"/>
+          <w:i w:val="0"/>
+        </w:rPr>
+        <w:t>Two independently constructed data sources therefore agree strongly on the paper's headline finding — the Central corridor's dominance — while disagreeing on finer district-level ranking. This is read as genuine external validation for the corridor-level pattern reported in Section 5.2, and equally genuine caution against over-interpreting this paper's district-level fine structure beyond that headline: a newspaper's editorial and geographic salience and an auditor's coverage pattern are different lenses on the same underlying reality, and where they diverge (Jinja ranks third in newspaper mentions but sixth in OAG project count; Kayunga ranks low in newspaper mentions but mid-table in OAG projects), that divergence more plausibly reflects each source's own selection process than a contradiction to resolve.</w:t>
+      </w:r>
+    </w:p>
+    <w:p>
+      <w:pPr>
+        <w:pStyle w:val="Heading2"/>
+      </w:pPr>
+      <w:r>
+        <w:t>5.5 Explanatory spatial regression</w:t>
+      </w:r>
+    </w:p>
+    <w:p>
+      <w:r>
+        <w:rPr>
+          <w:b w:val="0"/>
+          <w:i w:val="0"/>
+        </w:rPr>
+        <w:t>Table 5 reports standardised OLS coefficients for the three modelled outcomes (spatial lag and error models return materially the same coefficients and are omitted from the table for brevity; full results for all three specifications are in the replication data). For overall project intensity, population (β = 0.29, p &lt; 0.001), dependency ratio (β = −0.24, p &lt; 0.001) and mailo tenure (β = 0.18, p = 0.013) are the only variables clearing conventional significance. Crucially, Moran's I on the OLS residuals falls to 0.009 (not significant) and both Lagrange Multiplier tests are non-significant (p = 0.87–0.99): the covariates fully absorb the spatial clustering documented in Section 5.2, and the spatial lag term itself is statistically indistinguishable from zero. For land/right-of-way, population is again significant (β = 0.08, p = 0.017) but dependency ratio only reaches significance in the OLS specification (β = −0.07, p = 0.029); residual spatial dependence is not fully absorbed here (Moran's I on residuals = 0.068, LM-lag p = 0.074), a result taken up in Section 5.6. For delay/time overrun, dependency ratio (β = −0.13, p = 0.002) and mailo tenure (β = 0.15, p = 0.003) are robust across every specification; distance to Kampala is positive (β ≈ 0.09–0.10) but only marginally significant (p = 0.08–0.10), and rainfall reaches conventional significance only in the lag/error specifications (β ≈ 0.09, p ≈ 0.05).</w:t>
       </w:r>
     </w:p>
     <w:tbl>
@@ -3216,7 +3319,7 @@
         <w:pStyle w:val="Heading2"/>
       </w:pPr>
       <w:r>
-        <w:t>5.5 Geographically weighted regression</w:t>
+        <w:t>5.6 Geographically weighted regression</w:t>
       </w:r>
     </w:p>
     <w:p>
@@ -3236,7 +3339,7 @@
         <w:drawing>
           <wp:inline xmlns:a="http://schemas.openxmlformats.org/drawingml/2006/main" xmlns:pic="http://schemas.openxmlformats.org/drawingml/2006/picture">
             <wp:extent cx="5943600" cy="1394079"/>
-            <wp:docPr id="3" name="Picture 3"/>
+            <wp:docPr id="4" name="Picture 4"/>
             <wp:cNvGraphicFramePr>
               <a:graphicFrameLocks noChangeAspect="1"/>
             </wp:cNvGraphicFramePr>
@@ -3248,7 +3351,7 @@
                     <pic:cNvPicPr/>
                   </pic:nvPicPr>
                   <pic:blipFill>
-                    <a:blip r:embed="rId11"/>
+                    <a:blip r:embed="rId12"/>
                     <a:stretch>
                       <a:fillRect/>
                     </a:stretch>
@@ -3284,7 +3387,7 @@
         <w:pStyle w:val="Heading2"/>
       </w:pPr>
       <w:r>
-        <w:t>5.6 Random Forest / SHAP robustness check</w:t>
+        <w:t>5.7 Random Forest / SHAP robustness check</w:t>
       </w:r>
     </w:p>
     <w:p>
@@ -3301,7 +3404,7 @@
         <w:pStyle w:val="Heading2"/>
       </w:pPr>
       <w:r>
-        <w:t>5.7 Robustness checks</w:t>
+        <w:t>5.8 Robustness checks</w:t>
       </w:r>
     </w:p>
     <w:p>
@@ -3310,7 +3413,7 @@
           <w:b w:val="0"/>
           <w:i w:val="0"/>
         </w:rPr>
-        <w:t>Two further checks test whether Sections 5.2–5.4's results depend on specific modelling choices. First, Moran's I was recomputed under two k-nearest-neighbour weights specifications (k = 5, k = 8) in place of Queen contiguity. For overall project intensity and land/right-of-way, the result is unchanged: significant (p &lt; 0.01) under all three weights specifications. For delay/time overrun, however, it is not: significant under Queen (p = 0.006) and KNN-8 (p = 0.011) but not under KNN-5 (p = 0.096). Delay's spatial clustering is real but more weights-sensitive than land's, and is reported as such rather than presented only under the specification that clears significance.</w:t>
+        <w:t>Two further checks test whether Sections 5.2 and 5.5's results depend on specific modelling choices. First, Moran's I was recomputed under two k-nearest-neighbour weights specifications (k = 5, k = 8) in place of Queen contiguity. For overall project intensity and land/right-of-way, the result is unchanged: significant (p &lt; 0.01) under all three weights specifications. For delay/time overrun, however, it is not: significant under Queen (p = 0.006) and KNN-8 (p = 0.011) but not under KNN-5 (p = 0.096). Delay's spatial clustering is real but more weights-sensitive than land's, and is reported as such rather than presented only under the specification that clears significance.</w:t>
       </w:r>
     </w:p>
     <w:p>
@@ -3319,7 +3422,7 @@
           <w:b w:val="0"/>
           <w:i w:val="0"/>
         </w:rPr>
-        <w:t>Second, the three district-level outcomes were re-fitted as standard (non-spatial) Negative Binomial GLMs on the raw counts, the distributional alternative to the log1p-OLS specification used in Section 5.4 for comparability with the spatial-econometrics toolkit. For delay/time overrun, the Section 5.4 result holds up: dependency ratio (p = 0.011) and mailo tenure (p = 0.049) remain significant with the same sign. For overall project intensity, population and dependency ratio remain significant (p = 0.002 each) but mailo tenure weakens to marginal (p = 0.081, was p = 0.013 under OLS). For land/right-of-way, the picture changes materially: nothing clears conventional significance except a marginal distance-to-Kampala effect (p = 0.054), and population — significant in every Section 5.4 specification (p = 0.017–0.029) — is not significant here (p = 0.278). The land-dispute regression findings, in other words, are not robust to this change in functional form, where the delay findings are. This is taken up directly in Section 6.2.</w:t>
+        <w:t>Second, the three district-level outcomes were re-fitted as standard (non-spatial) Negative Binomial GLMs on the raw counts, the distributional alternative to the log1p-OLS specification used in Section 5.5 for comparability with the spatial-econometrics toolkit. For delay/time overrun, the Section 5.5 result holds up: dependency ratio (p = 0.011) and mailo tenure (p = 0.049) remain significant with the same sign. For overall project intensity, population and dependency ratio remain significant (p = 0.002 each) but mailo tenure weakens to marginal (p = 0.081, was p = 0.013 under OLS). For land/right-of-way, the picture changes materially: nothing clears conventional significance except a marginal distance-to-Kampala effect (p = 0.054), and population — significant in every Section 5.5 specification (p = 0.017–0.029) — is not significant here (p = 0.278). The land-dispute regression findings, in other words, are not robust to this change in functional form, where the delay findings are. This is taken up directly in Section 6.2.</w:t>
       </w:r>
     </w:p>
     <w:p>
@@ -3366,7 +3469,7 @@
           <w:b w:val="0"/>
           <w:i w:val="0"/>
         </w:rPr>
-        <w:t>H2 – that mailo tenure predicts elevated land-dispute intensity net of population and distance – is supported in the district-level regression (β = 0.18, p = 0.013 for overall intensity; β = 0.15, p = 0.004 for delay) and, more precisely, in the GWR result: the mailo effect on land disputes is not uniform but strongest in the corridor's eastern and central reach. Read through Williamson's (1985) transaction-cost lens, this is consistent with mailo's landlord–tenant structure multiplying the parties whose consent a compulsory-acquisition process needs, each a potential hold-up point; read through Mamdani's (1996) account of bifurcated colonial and postcolonial governance, it is consistent with mailo areas sitting inside the 'urban', formally-titled part of that bifurcation, where disputes are more likely to be formally registered, escalated and ultimately audited in the first place – a genuine identification problem this paper cannot resolve with the available data, and returns to in Section 7.1. Both readings agree that land tenure regime, not merely distance or population, is doing real explanatory work, which is itself the more defensible and portable claim. That claim needs one further qualification from Section 5.7: the global land/right-of-way model's other significant variable (population) does not survive the Negative Binomial robustness check, so the paper's confidence in the land-tenure result rests more heavily on the GWR local-coefficient pattern, which is a within-model comparison unaffected by the OLS-versus-count-model choice, than on the global regression coefficient taken alone.</w:t>
+        <w:t>H2 – that mailo tenure predicts elevated land-dispute intensity net of population and distance – is supported in the district-level regression (β = 0.18, p = 0.013 for overall intensity; β = 0.15, p = 0.004 for delay) and, more precisely, in the GWR result: the mailo effect on land disputes is not uniform but strongest in the corridor's eastern and central reach. Read through Williamson's (1985) transaction-cost lens, this is consistent with mailo's landlord–tenant structure multiplying the parties whose consent a compulsory-acquisition process needs, each a potential hold-up point; read through Mamdani's (1996) account of bifurcated colonial and postcolonial governance, it is consistent with mailo areas sitting inside the 'urban', formally-titled part of that bifurcation, where disputes are more likely to be formally registered, escalated and ultimately audited in the first place – a genuine identification problem this paper cannot resolve with the available data, and returns to in Section 7.1. Both readings agree that land tenure regime, not merely distance or population, is doing real explanatory work, which is itself the more defensible and portable claim. That claim needs one further qualification from Section 5.8: the global land/right-of-way model's other significant variable (population) does not survive the Negative Binomial robustness check, so the paper's confidence in the land-tenure result rests more heavily on the GWR local-coefficient pattern, which is a within-model comparison unaffected by the OLS-versus-count-model choice, than on the global regression coefficient taken alone.</w:t>
       </w:r>
     </w:p>
     <w:p>
@@ -3383,7 +3486,7 @@
           <w:b w:val="0"/>
           <w:i w:val="0"/>
         </w:rPr>
-        <w:t>The GWR results (Section 5.5) sharpen H3 rather than confirming it wholesale: spatial non-stationarity is real for land/right-of-way but not for overall project intensity or, on this evidence, for delay. This matters for how the paper's findings should be used. A single national coefficient for 'how remoteness relates to dispute intensity' is an adequate summary for overall audit activity, but a single national coefficient for 'how land tenure relates to land disputes' is not — the same tenure regime appears to operate differently in the corridor's east than its west, plausibly reflecting the interaction of mailo tenure with more specific local factors (proximity to major named projects, particular compensation disputes) that a district-level model averages over. This is precisely the argument for reporting both a global and a local model rather than either alone.</w:t>
+        <w:t>The GWR results (Section 5.6) sharpen H3 rather than confirming it wholesale: spatial non-stationarity is real for land/right-of-way but not for overall project intensity or, on this evidence, for delay. This matters for how the paper's findings should be used. A single national coefficient for 'how remoteness relates to dispute intensity' is an adequate summary for overall audit activity, but a single national coefficient for 'how land tenure relates to land disputes' is not — the same tenure regime appears to operate differently in the corridor's east than its west, plausibly reflecting the interaction of mailo tenure with more specific local factors (proximity to major named projects, particular compensation disputes) that a district-level model averages over. This is precisely the argument for reporting both a global and a local model rather than either alone.</w:t>
       </w:r>
     </w:p>
     <w:p>
@@ -3401,6 +3504,23 @@
           <w:i w:val="0"/>
         </w:rPr>
         <w:t>For MoWT and the Ministry of Local Government, the practical implication of Section 5.2's hot-spot map is that risk-allocation and dispute-board strategy could reasonably be differentiated by corridor rather than applied uniformly: right-of-way and delay risk concentrated in the Central mailo corridor calls for front-loaded land compensation and independent valuation capacity specifically there, while the two cost-overrun clusters call for a different response — technical-design and quantity-verification capacity in the Albertine oil corridor, and terrain-appropriate estimating standards in the Elgon highlands. The data cannot say whether contractor origin or financing source (GoU versus donor) moderates any of this: coverage for both variables is under 5% of projects (Section 3.3), because OAG audit narrative almost never names a contracting firm or a specific funder outside a handful of flagship projects (Entebbe International Airport's China EXIM Bank financing and China Communications Construction Company contract being the clearest named example in the corpus). This is a genuine data-limitations finding, not a null result to be explained away, and it means the paper's contribution is about where disputes concentrate and why in a place-based sense, not about who is contracted to deliver them.</w:t>
+      </w:r>
+    </w:p>
+    <w:p>
+      <w:pPr>
+        <w:pStyle w:val="Heading2"/>
+      </w:pPr>
+      <w:r>
+        <w:t>6.5 An institutional transition, and the limits of a single-source design</w:t>
+      </w:r>
+    </w:p>
+    <w:p>
+      <w:r>
+        <w:rPr>
+          <w:b w:val="0"/>
+          <w:i w:val="0"/>
+        </w:rPr>
+        <w:t>Section 5.3's difference-in-differences result — road-sector disputes rising 52% while every other sector fell 37% across the identical 2017–2020-to-2021–2025 window, precisely bracketing UNRA's dissolution — is the paper's most striking single number, and the one most at risk of being over-read. The data cannot distinguish three consistent stories: that institutional disruption during the transition itself degraded road-project delivery; that a rising tide of UNRA-specific scandal was part of the political case for the transition, running the causal arrow the other way; or that legislative and audit attention was simply reallocated toward a sector under active scrutiny, independent of any real change in underlying project performance. A single audit-derived corpus, however carefully geocoded and validated, is not built to arbitrate between these. What it can responsibly claim is that the transition period is a real, sector-specific inflection point in the public record, worth further attention with a design built to separate these explanations — before-and-after contractor or PPDA administrative-review data, for instance, would at least partially disentangle audit-attention effects from delivery effects, and is identified as priority future work in Section 7.3.</w:t>
       </w:r>
     </w:p>
     <w:p>
@@ -3447,7 +3567,7 @@
           <w:b w:val="0"/>
           <w:i w:val="0"/>
         </w:rPr>
-        <w:t>Several limitations bear directly on how these results should be used, not only cited. Audit coverage is not a census of disputes: the OAG does not audit every project every year, so a district's absence from a hot-spot map may reflect absence of audit attention rather than absence of dispute, a distinction Section 5.2 flags explicitly for zero-count districts embedded in hot regions. Geocoding carries measured error (Section 3.2): 45 of 283 projects could not be geocoded at all, and precision for the rest ranges from point-exact to district-centroid; road and transmission-line geometries are straight-line proxies, not true alignments. Project identification is a careful reading exercise, not a deterministic algorithm or a trained named-entity-recognition model — auditable, since every project traces to a specific source sentence, but not mechanically reproducible by re-running a script, and a second independent read of the lower-confidence extractions would let a future version of this work report a genuine inter-rater reliability statistic. The land-tenure variable is a documented regional proxy, not a parcel- or district-level GIS layer, because no such dataset exists publicly for Uganda. The district-level regression (n = 135) is small and its outcome variables are zero-inflated counts modelled after a log transform, a specification chosen for comparability with the standard spatial-econometrics toolkit (Section 4.3) rather than because it is the ideal model for sparse count data; a negative-binomial or zero-inflated specification is a natural robustness extension. Finally, the disagreement between the linear and Random Forest models on distance-to-Kampala's effect on delay (Section 5.6) is left unresolved rather than adjudicated, because resolving it responsibly requires either more data or independent expert judgement, neither of which this paper supplies.</w:t>
+        <w:t>Several limitations bear directly on how these results should be used, not only cited. Audit coverage is not a census of disputes: the OAG does not audit every project every year, so a district's absence from a hot-spot map may reflect absence of audit attention rather than absence of dispute, a distinction Section 5.2 flags explicitly for zero-count districts embedded in hot regions. Geocoding carries measured error (Section 3.2): 45 of 283 projects could not be geocoded at all, and precision for the rest ranges from point-exact to district-centroid; road and transmission-line geometries are straight-line proxies, not true alignments. Project identification is a careful reading exercise, not a deterministic algorithm or a trained named-entity-recognition model — auditable, since every project traces to a specific source sentence, but not mechanically reproducible by re-running a script, and a second independent read of the lower-confidence extractions would let a future version of this work report a genuine inter-rater reliability statistic. The driver classifier itself carries a documented, uneven error profile (Section 3.4): macro-F1 = 0.627 against an independently coded reference sample, with delay/time overrun in particular showing perfect precision but only 0.40 recall, so delay-driver counts throughout this paper should be read as a conservative lower bound rather than a complete accounting, and governance/oversight and delayed-payments counts (precision 0.33 and 0.39) should be read as inflated by generic-keyword over-triggering; this is a single AI-rater validation, not a human inter-coder reliability study, and no kappa statistic is claimed. The land-tenure variable is a documented regional proxy, not a parcel- or district-level GIS layer, because no such dataset exists publicly for Uganda. The district-level regression (n = 135) is small; Section 5.8's negative-binomial robustness check confirms the OLS/spatial results for delay and cost overrun but shows the land-tenure effect loses significance under a count specification, a genuine disagreement reported rather than resolved. Section 5.4's triangulation against an independent newspaper corpus supports the paper's headline spatial concentration but explicitly does not extend that support to the finer district-level ranking. Finally, the disagreement between the linear and Random Forest models on distance-to-Kampala's effect on delay (Section 5.7), and the three competing causal readings of the UNRA-to-MoWT difference-in-differences result (Section 6.5), are left unresolved rather than adjudicated, because resolving them responsibly requires either more data or independent expert judgement, neither of which this paper supplies.</w:t>
       </w:r>
     </w:p>
     <w:p>
@@ -3464,7 +3584,7 @@
           <w:b w:val="0"/>
           <w:i w:val="0"/>
         </w:rPr>
-        <w:t>Three extensions follow directly from the limitations above. First, cross-source validation: triangulating the OAG-derived pattern against Auditor General exception reports, PPDA administrative review decisions, and, where accessible, court records, would test whether the audit-visible pattern documented here matches the pattern in formally litigated disputes. Second, true road and transmission-line alignments from MoWT GIS data or OpenStreetMap way-matching would replace this paper's straight-line proxies. Third, independent practitioner or expert review of the spatial clusters and candidate explanations in Section 6 would test whether the associations reported here hold up to domain judgement, particularly for the unresolved distance-to-Kampala result and the GWR-identified east–west gradient in the mailo-tenure effect.</w:t>
+        <w:t>Four extensions follow directly from the limitations above. First, deeper cross-source validation: this paper's Section 5.4 triangulates district-level intensity against an independent newspaper corpus and finds agreement on the headline concentration but not the finer ranking; extending that triangulation to PPDA administrative review decisions and, where accessible, court records would test whether the audit-visible pattern matches the pattern in formally litigated disputes specifically. Second, true road and transmission-line alignments from MoWT GIS data or OpenStreetMap way-matching would replace this paper's straight-line proxies. Third, independent practitioner or expert review of the spatial clusters and candidate explanations in Section 6 would test whether the associations reported here hold up to domain judgement, particularly for the unresolved distance-to-Kampala result and the GWR-identified east–west gradient in the mailo-tenure effect. Fourth, a second independent rater on the classifier validation sample (Section 3.4) would allow a genuine inter-coder reliability statistic, and a revised delay/time-overrun term list – informed by this validation's finding that delay is usually narrated through procurement, land, payment or contract language rather than its own literal terms – would directly address this paper's single most consequential measurement gap.</w:t>
       </w:r>
     </w:p>
     <w:p>
